--- a/descargas/02_Formulario_Recepcion_Denuncia_Ley_Karin_2026.docx
+++ b/descargas/02_Formulario_Recepcion_Denuncia_Ley_Karin_2026.docx
@@ -178,6 +178,45 @@
     </w:tbl>
     <w:p>
       <w:pPr>
+        <w:spacing w:before="120" w:after="0"/>
+      </w:pPr>
+      <w:r>
+        <w:rPr>
+          <w:rFonts w:ascii="Calibri" w:hAnsi="Calibri" w:cs="Calibri"/>
+          <w:color w:val="64748B"/>
+          <w:sz w:val="14"/>
+        </w:rPr>
+        <w:t xml:space="preserve">Versión 2026.10 (octubre de 2026). Modelo de referencia basado en la normativa vigente a esa fecha; no constituye asesoría legal. Si tu caso tiene particularidades, revísalo con un abogado antes de firmar.</w:t>
+      </w:r>
+    </w:p>
+    <w:p>
+      <w:pPr>
+        <w:sectPr>
+          <w:footerReference w:type="default" r:id="rId9"/>
+          <w:pgSz w:w="12240" w:h="15840"/>
+          <w:pgMar w:top="1152" w:right="1152" w:bottom="1152" w:left="1152" w:header="720" w:footer="720" w:gutter="0"/>
+          <w:cols w:space="720"/>
+          <w:docGrid w:linePitch="360"/>
+        </w:sectPr>
+      </w:pPr>
+    </w:p>
+    <w:p>
+      <w:pPr>
+        <w:spacing w:before="0" w:after="200"/>
+        <w:jc w:val="center"/>
+      </w:pPr>
+      <w:r>
+        <w:rPr>
+          <w:rFonts w:ascii="Calibri" w:hAnsi="Calibri"/>
+          <w:b/>
+          <w:color w:val="00382E"/>
+          <w:sz w:val="26"/>
+        </w:rPr>
+        <w:t xml:space="preserve">FORMULARIO ESTÁNDAR DE RECEPCIÓN DE DENUNCIA LEY KARIN</w:t>
+      </w:r>
+    </w:p>
+    <w:p>
+      <w:pPr>
         <w:keepNext/>
         <w:spacing w:before="0" w:after="80"/>
       </w:pPr>
@@ -202,17 +241,141 @@
         <w:rPr>
           <w:rFonts w:ascii="Calibri" w:hAnsi="Calibri" w:cs="Calibri"/>
         </w:rPr>
-        <w:t>Nombre Completo: [NOMBRE Y APELLIDOS]</w:t>
+        <w:t xml:space="preserve">Nombre Completo: </w:t>
+      </w:r>
+      <w:r>
+        <w:rPr>
+          <w:rFonts w:ascii="Calibri" w:hAnsi="Calibri" w:cs="Calibri"/>
+          <w:highlight w:val="yellow"/>
+        </w:rPr>
+        <w:t xml:space="preserve">[NOMBRE Y APELLIDOS]</w:t>
+      </w:r>
+      <w:r>
+        <w:rPr>
+          <w:rFonts w:ascii="Calibri" w:hAnsi="Calibri" w:cs="Calibri"/>
+        </w:rPr>
         <w:br/>
-        <w:t>RUT: [RUT] | Cargo o Función: [CARGO]</w:t>
+      </w:r>
+      <w:r>
+        <w:rPr>
+          <w:rFonts w:ascii="Calibri" w:hAnsi="Calibri" w:cs="Calibri"/>
+        </w:rPr>
+        <w:t xml:space="preserve">RUT: </w:t>
+      </w:r>
+      <w:r>
+        <w:rPr>
+          <w:rFonts w:ascii="Calibri" w:hAnsi="Calibri" w:cs="Calibri"/>
+          <w:highlight w:val="yellow"/>
+        </w:rPr>
+        <w:t xml:space="preserve">[RUT]</w:t>
+      </w:r>
+      <w:r>
+        <w:rPr>
+          <w:rFonts w:ascii="Calibri" w:hAnsi="Calibri" w:cs="Calibri"/>
+        </w:rPr>
+        <w:t xml:space="preserve"> | Cargo o Función: </w:t>
+      </w:r>
+      <w:r>
+        <w:rPr>
+          <w:rFonts w:ascii="Calibri" w:hAnsi="Calibri" w:cs="Calibri"/>
+          <w:highlight w:val="yellow"/>
+        </w:rPr>
+        <w:t xml:space="preserve">[CARGO]</w:t>
+      </w:r>
+      <w:r>
+        <w:rPr>
+          <w:rFonts w:ascii="Calibri" w:hAnsi="Calibri" w:cs="Calibri"/>
+        </w:rPr>
         <w:br/>
-        <w:t>Correo Electrónico de Contacto Personal: [CORREO ELECTRÓNICO]</w:t>
+      </w:r>
+      <w:r>
+        <w:rPr>
+          <w:rFonts w:ascii="Calibri" w:hAnsi="Calibri" w:cs="Calibri"/>
+        </w:rPr>
+        <w:t xml:space="preserve">Correo Electrónico de Contacto Personal: </w:t>
+      </w:r>
+      <w:r>
+        <w:rPr>
+          <w:rFonts w:ascii="Calibri" w:hAnsi="Calibri" w:cs="Calibri"/>
+          <w:highlight w:val="yellow"/>
+        </w:rPr>
+        <w:t xml:space="preserve">[CORREO ELECTRÓNICO]</w:t>
+      </w:r>
+      <w:r>
+        <w:rPr>
+          <w:rFonts w:ascii="Calibri" w:hAnsi="Calibri" w:cs="Calibri"/>
+        </w:rPr>
         <w:br/>
-        <w:t>Teléfono Particular: [TELÉFONO]</w:t>
+      </w:r>
+      <w:r>
+        <w:rPr>
+          <w:rFonts w:ascii="Calibri" w:hAnsi="Calibri" w:cs="Calibri"/>
+        </w:rPr>
+        <w:t xml:space="preserve">Teléfono Particular: </w:t>
+      </w:r>
+      <w:r>
+        <w:rPr>
+          <w:rFonts w:ascii="Calibri" w:hAnsi="Calibri" w:cs="Calibri"/>
+          <w:highlight w:val="yellow"/>
+        </w:rPr>
+        <w:t xml:space="preserve">[TELÉFONO]</w:t>
+      </w:r>
+      <w:r>
+        <w:rPr>
+          <w:rFonts w:ascii="Calibri" w:hAnsi="Calibri" w:cs="Calibri"/>
+        </w:rPr>
         <w:br/>
-        <w:t>Área o Dependencia: [ÁREA O SUCURSAL]</w:t>
+      </w:r>
+      <w:r>
+        <w:rPr>
+          <w:rFonts w:ascii="Calibri" w:hAnsi="Calibri" w:cs="Calibri"/>
+        </w:rPr>
+        <w:t xml:space="preserve">Área o Dependencia: </w:t>
+      </w:r>
+      <w:r>
+        <w:rPr>
+          <w:rFonts w:ascii="Calibri" w:hAnsi="Calibri" w:cs="Calibri"/>
+          <w:highlight w:val="yellow"/>
+        </w:rPr>
+        <w:t xml:space="preserve">[ÁREA O SUCURSAL]</w:t>
+      </w:r>
+      <w:r>
+        <w:rPr>
+          <w:rFonts w:ascii="Calibri" w:hAnsi="Calibri" w:cs="Calibri"/>
+        </w:rPr>
         <w:br/>
-        <w:t>¿Desea mantener reserva de su identidad frente a terceros?: [  ] SÍ   [  ] NO</w:t>
+      </w:r>
+      <w:r>
+        <w:rPr>
+          <w:rFonts w:ascii="Calibri" w:hAnsi="Calibri" w:cs="Calibri"/>
+        </w:rPr>
+        <w:t xml:space="preserve">¿Desea mantener reserva de su identidad frente a terceros?: </w:t>
+      </w:r>
+      <w:r>
+        <w:rPr>
+          <w:rFonts w:ascii="Calibri" w:hAnsi="Calibri" w:cs="Calibri"/>
+          <w:highlight w:val="yellow"/>
+        </w:rPr>
+        <w:t xml:space="preserve">[  ]</w:t>
+      </w:r>
+      <w:r>
+        <w:rPr>
+          <w:rFonts w:ascii="Calibri" w:hAnsi="Calibri" w:cs="Calibri"/>
+        </w:rPr>
+        <w:t xml:space="preserve"> SÍ   </w:t>
+      </w:r>
+      <w:r>
+        <w:rPr>
+          <w:rFonts w:ascii="Calibri" w:hAnsi="Calibri" w:cs="Calibri"/>
+          <w:highlight w:val="yellow"/>
+        </w:rPr>
+        <w:t xml:space="preserve">[  ]</w:t>
+      </w:r>
+      <w:r>
+        <w:rPr>
+          <w:rFonts w:ascii="Calibri" w:hAnsi="Calibri" w:cs="Calibri"/>
+        </w:rPr>
+        <w:t xml:space="preserve"> NO</w:t>
       </w:r>
     </w:p>
     <w:p>
@@ -235,11 +398,97 @@
         <w:rPr>
           <w:rFonts w:ascii="Calibri" w:hAnsi="Calibri" w:cs="Calibri"/>
         </w:rPr>
-        <w:t>Nombre Completo: [NOMBRE DEL DENUNCIADO]</w:t>
+        <w:t xml:space="preserve">Nombre Completo: </w:t>
+      </w:r>
+      <w:r>
+        <w:rPr>
+          <w:rFonts w:ascii="Calibri" w:hAnsi="Calibri" w:cs="Calibri"/>
+          <w:highlight w:val="yellow"/>
+        </w:rPr>
+        <w:t xml:space="preserve">[NOMBRE DEL DENUNCIADO]</w:t>
+      </w:r>
+      <w:r>
+        <w:rPr>
+          <w:rFonts w:ascii="Calibri" w:hAnsi="Calibri" w:cs="Calibri"/>
+        </w:rPr>
         <w:br/>
-        <w:t>Cargo o Función: [CARGO O PUESTO]</w:t>
+      </w:r>
+      <w:r>
+        <w:rPr>
+          <w:rFonts w:ascii="Calibri" w:hAnsi="Calibri" w:cs="Calibri"/>
+        </w:rPr>
+        <w:t xml:space="preserve">Cargo o Función: </w:t>
+      </w:r>
+      <w:r>
+        <w:rPr>
+          <w:rFonts w:ascii="Calibri" w:hAnsi="Calibri" w:cs="Calibri"/>
+          <w:highlight w:val="yellow"/>
+        </w:rPr>
+        <w:t xml:space="preserve">[CARGO O PUESTO]</w:t>
+      </w:r>
+      <w:r>
+        <w:rPr>
+          <w:rFonts w:ascii="Calibri" w:hAnsi="Calibri" w:cs="Calibri"/>
+        </w:rPr>
         <w:br/>
-        <w:t>Relación de Dependencia: [  ] Superior jerárquico   [  ] Compañero(a) de paridad   [  ] Subalterno(a)   [  ] Tercero ajeno (Cliente/Proveedor)</w:t>
+      </w:r>
+      <w:r>
+        <w:rPr>
+          <w:rFonts w:ascii="Calibri" w:hAnsi="Calibri" w:cs="Calibri"/>
+        </w:rPr>
+        <w:t xml:space="preserve">Relación de Dependencia: </w:t>
+      </w:r>
+      <w:r>
+        <w:rPr>
+          <w:rFonts w:ascii="Calibri" w:hAnsi="Calibri" w:cs="Calibri"/>
+          <w:highlight w:val="yellow"/>
+        </w:rPr>
+        <w:t xml:space="preserve">[  ]</w:t>
+      </w:r>
+      <w:r>
+        <w:rPr>
+          <w:rFonts w:ascii="Calibri" w:hAnsi="Calibri" w:cs="Calibri"/>
+        </w:rPr>
+        <w:t xml:space="preserve"> Superior jerárquico   </w:t>
+      </w:r>
+      <w:r>
+        <w:rPr>
+          <w:rFonts w:ascii="Calibri" w:hAnsi="Calibri" w:cs="Calibri"/>
+          <w:highlight w:val="yellow"/>
+        </w:rPr>
+        <w:t xml:space="preserve">[  ]</w:t>
+      </w:r>
+      <w:r>
+        <w:rPr>
+          <w:rFonts w:ascii="Calibri" w:hAnsi="Calibri" w:cs="Calibri"/>
+        </w:rPr>
+        <w:t xml:space="preserve"> Compañero(a) de paridad   </w:t>
+      </w:r>
+      <w:r>
+        <w:rPr>
+          <w:rFonts w:ascii="Calibri" w:hAnsi="Calibri" w:cs="Calibri"/>
+          <w:highlight w:val="yellow"/>
+        </w:rPr>
+        <w:t xml:space="preserve">[  ]</w:t>
+      </w:r>
+      <w:r>
+        <w:rPr>
+          <w:rFonts w:ascii="Calibri" w:hAnsi="Calibri" w:cs="Calibri"/>
+        </w:rPr>
+        <w:t xml:space="preserve"> Subalterno(a)   </w:t>
+      </w:r>
+      <w:r>
+        <w:rPr>
+          <w:rFonts w:ascii="Calibri" w:hAnsi="Calibri" w:cs="Calibri"/>
+          <w:highlight w:val="yellow"/>
+        </w:rPr>
+        <w:t xml:space="preserve">[  ]</w:t>
+      </w:r>
+      <w:r>
+        <w:rPr>
+          <w:rFonts w:ascii="Calibri" w:hAnsi="Calibri" w:cs="Calibri"/>
+        </w:rPr>
+        <w:t xml:space="preserve"> Tercero ajeno (Cliente/Proveedor)</w:t>
       </w:r>
     </w:p>
     <w:p>
@@ -261,12 +510,53 @@
       <w:r>
         <w:rPr>
           <w:rFonts w:ascii="Calibri" w:hAnsi="Calibri" w:cs="Calibri"/>
+          <w:highlight w:val="yellow"/>
         </w:rPr>
-        <w:t>[  ] Acoso Sexual (requerimientos sexuales no consentidos)</w:t>
+        <w:t xml:space="preserve">[  ]</w:t>
+      </w:r>
+      <w:r>
+        <w:rPr>
+          <w:rFonts w:ascii="Calibri" w:hAnsi="Calibri" w:cs="Calibri"/>
+        </w:rPr>
+        <w:t xml:space="preserve"> Acoso Sexual (requerimientos sexuales no consentidos)</w:t>
+      </w:r>
+      <w:r>
+        <w:rPr>
+          <w:rFonts w:ascii="Calibri" w:hAnsi="Calibri" w:cs="Calibri"/>
+        </w:rPr>
         <w:br/>
-        <w:t>[  ] Acoso Laboral (agresión, hostigamiento o menoscabo reiterado o de acto único)</w:t>
+      </w:r>
+      <w:r>
+        <w:rPr>
+          <w:rFonts w:ascii="Calibri" w:hAnsi="Calibri" w:cs="Calibri"/>
+          <w:highlight w:val="yellow"/>
+        </w:rPr>
+        <w:t xml:space="preserve">[  ]</w:t>
+      </w:r>
+      <w:r>
+        <w:rPr>
+          <w:rFonts w:ascii="Calibri" w:hAnsi="Calibri" w:cs="Calibri"/>
+        </w:rPr>
+        <w:t xml:space="preserve"> Acoso Laboral (agresión, hostigamiento o menoscabo reiterado o de acto único)</w:t>
+      </w:r>
+      <w:r>
+        <w:rPr>
+          <w:rFonts w:ascii="Calibri" w:hAnsi="Calibri" w:cs="Calibri"/>
+        </w:rPr>
         <w:br/>
-        <w:t>[  ] Violencia en el Trabajo ejercida por terceros ajenos</w:t>
+      </w:r>
+      <w:r>
+        <w:rPr>
+          <w:rFonts w:ascii="Calibri" w:hAnsi="Calibri" w:cs="Calibri"/>
+          <w:highlight w:val="yellow"/>
+        </w:rPr>
+        <w:t xml:space="preserve">[  ]</w:t>
+      </w:r>
+      <w:r>
+        <w:rPr>
+          <w:rFonts w:ascii="Calibri" w:hAnsi="Calibri" w:cs="Calibri"/>
+        </w:rPr>
+        <w:t xml:space="preserve"> Violencia en el Trabajo ejercida por terceros ajenos</w:t>
       </w:r>
     </w:p>
     <w:p>
@@ -289,15 +579,69 @@
         <w:rPr>
           <w:rFonts w:ascii="Calibri" w:hAnsi="Calibri" w:cs="Calibri"/>
         </w:rPr>
-        <w:t>Fecha o período en que ocurrieron los hechos: [DILIGENCIAR FECHA O RANGO DE FECHAS]</w:t>
+        <w:t xml:space="preserve">Fecha o período en que ocurrieron los hechos: </w:t>
+      </w:r>
+      <w:r>
+        <w:rPr>
+          <w:rFonts w:ascii="Calibri" w:hAnsi="Calibri" w:cs="Calibri"/>
+          <w:highlight w:val="yellow"/>
+        </w:rPr>
+        <w:t xml:space="preserve">[DILIGENCIAR FECHA O RANGO DE FECHAS]</w:t>
+      </w:r>
+      <w:r>
+        <w:rPr>
+          <w:rFonts w:ascii="Calibri" w:hAnsi="Calibri" w:cs="Calibri"/>
+        </w:rPr>
         <w:br/>
-        <w:t>Lugar específico donde ocurrieron (oficina, faena, WhatsApp, etc.): [INDICAR LUGAR]</w:t>
+      </w:r>
+      <w:r>
+        <w:rPr>
+          <w:rFonts w:ascii="Calibri" w:hAnsi="Calibri" w:cs="Calibri"/>
+        </w:rPr>
+        <w:t xml:space="preserve">Lugar específico donde ocurrieron (oficina, faena, WhatsApp, etc.): </w:t>
+      </w:r>
+      <w:r>
+        <w:rPr>
+          <w:rFonts w:ascii="Calibri" w:hAnsi="Calibri" w:cs="Calibri"/>
+          <w:highlight w:val="yellow"/>
+        </w:rPr>
+        <w:t xml:space="preserve">[INDICAR LUGAR]</w:t>
+      </w:r>
+      <w:r>
+        <w:rPr>
+          <w:rFonts w:ascii="Calibri" w:hAnsi="Calibri" w:cs="Calibri"/>
+        </w:rPr>
         <w:br/>
-        <w:t>Descripción detallada de la conducta:</w:t>
+      </w:r>
+      <w:r>
+        <w:rPr>
+          <w:rFonts w:ascii="Calibri" w:hAnsi="Calibri" w:cs="Calibri"/>
+        </w:rPr>
+        <w:t xml:space="preserve">Descripción detallada de la conducta:</w:t>
+      </w:r>
+      <w:r>
+        <w:rPr>
+          <w:rFonts w:ascii="Calibri" w:hAnsi="Calibri" w:cs="Calibri"/>
+        </w:rPr>
         <w:br/>
-        <w:t>___________________________________________________________________________________________________</w:t>
+      </w:r>
+      <w:r>
+        <w:rPr>
+          <w:rFonts w:ascii="Calibri" w:hAnsi="Calibri" w:cs="Calibri"/>
+        </w:rPr>
+        <w:t xml:space="preserve">___________________________________________________________________________________________________</w:t>
+      </w:r>
+      <w:r>
+        <w:rPr>
+          <w:rFonts w:ascii="Calibri" w:hAnsi="Calibri" w:cs="Calibri"/>
+        </w:rPr>
         <w:br/>
-        <w:t>___________________________________________________________________________________________________</w:t>
+      </w:r>
+      <w:r>
+        <w:rPr>
+          <w:rFonts w:ascii="Calibri" w:hAnsi="Calibri" w:cs="Calibri"/>
+        </w:rPr>
+        <w:t xml:space="preserve">___________________________________________________________________________________________________</w:t>
       </w:r>
     </w:p>
     <w:p>
@@ -323,11 +667,96 @@
         <w:rPr>
           <w:rFonts w:ascii="Calibri" w:hAnsi="Calibri" w:cs="Calibri"/>
         </w:rPr>
-        <w:t>Testigos presenciales (Nombres y cargos si los hubiere):</w:t>
+        <w:t xml:space="preserve">Testigos presenciales (Nombres y cargos si los hubiere):</w:t>
+      </w:r>
+      <w:r>
+        <w:rPr>
+          <w:rFonts w:ascii="Calibri" w:hAnsi="Calibri" w:cs="Calibri"/>
+        </w:rPr>
         <w:br/>
-        <w:t>1. ________________________________________   2. ________________________________________</w:t>
+      </w:r>
+      <w:r>
+        <w:rPr>
+          <w:rFonts w:ascii="Calibri" w:hAnsi="Calibri" w:cs="Calibri"/>
+        </w:rPr>
+        <w:t xml:space="preserve">1. ________________________________________   2. ________________________________________</w:t>
+      </w:r>
+      <w:r>
+        <w:rPr>
+          <w:rFonts w:ascii="Calibri" w:hAnsi="Calibri" w:cs="Calibri"/>
+        </w:rPr>
         <w:br/>
-        <w:t>Medios probatorios adjuntos: [  ] Correos electrónicos   [  ] Capturas de WhatsApp   [  ] Audios   [  ] Fotografías   [  ] Otros</w:t>
+      </w:r>
+      <w:r>
+        <w:rPr>
+          <w:rFonts w:ascii="Calibri" w:hAnsi="Calibri" w:cs="Calibri"/>
+        </w:rPr>
+        <w:t xml:space="preserve">Medios probatorios adjuntos: </w:t>
+      </w:r>
+      <w:r>
+        <w:rPr>
+          <w:rFonts w:ascii="Calibri" w:hAnsi="Calibri" w:cs="Calibri"/>
+          <w:highlight w:val="yellow"/>
+        </w:rPr>
+        <w:t xml:space="preserve">[  ]</w:t>
+      </w:r>
+      <w:r>
+        <w:rPr>
+          <w:rFonts w:ascii="Calibri" w:hAnsi="Calibri" w:cs="Calibri"/>
+        </w:rPr>
+        <w:t xml:space="preserve"> Correos electrónicos   </w:t>
+      </w:r>
+      <w:r>
+        <w:rPr>
+          <w:rFonts w:ascii="Calibri" w:hAnsi="Calibri" w:cs="Calibri"/>
+          <w:highlight w:val="yellow"/>
+        </w:rPr>
+        <w:t xml:space="preserve">[  ]</w:t>
+      </w:r>
+      <w:r>
+        <w:rPr>
+          <w:rFonts w:ascii="Calibri" w:hAnsi="Calibri" w:cs="Calibri"/>
+        </w:rPr>
+        <w:t xml:space="preserve"> Capturas de WhatsApp   </w:t>
+      </w:r>
+      <w:r>
+        <w:rPr>
+          <w:rFonts w:ascii="Calibri" w:hAnsi="Calibri" w:cs="Calibri"/>
+          <w:highlight w:val="yellow"/>
+        </w:rPr>
+        <w:t xml:space="preserve">[  ]</w:t>
+      </w:r>
+      <w:r>
+        <w:rPr>
+          <w:rFonts w:ascii="Calibri" w:hAnsi="Calibri" w:cs="Calibri"/>
+        </w:rPr>
+        <w:t xml:space="preserve"> Audios   </w:t>
+      </w:r>
+      <w:r>
+        <w:rPr>
+          <w:rFonts w:ascii="Calibri" w:hAnsi="Calibri" w:cs="Calibri"/>
+          <w:highlight w:val="yellow"/>
+        </w:rPr>
+        <w:t xml:space="preserve">[  ]</w:t>
+      </w:r>
+      <w:r>
+        <w:rPr>
+          <w:rFonts w:ascii="Calibri" w:hAnsi="Calibri" w:cs="Calibri"/>
+        </w:rPr>
+        <w:t xml:space="preserve"> Fotografías   </w:t>
+      </w:r>
+      <w:r>
+        <w:rPr>
+          <w:rFonts w:ascii="Calibri" w:hAnsi="Calibri" w:cs="Calibri"/>
+          <w:highlight w:val="yellow"/>
+        </w:rPr>
+        <w:t xml:space="preserve">[  ]</w:t>
+      </w:r>
+      <w:r>
+        <w:rPr>
+          <w:rFonts w:ascii="Calibri" w:hAnsi="Calibri" w:cs="Calibri"/>
+        </w:rPr>
+        <w:t xml:space="preserve"> Otros</w:t>
       </w:r>
     </w:p>
     <w:p>
@@ -381,9 +810,39 @@
                 <w:b/>
                 <w:sz w:val="18"/>
               </w:rPr>
-              <w:t>FIRMA DEL RECEPTOR(A) DE LA DENUNCIA</w:t>
+              <w:t xml:space="preserve">FIRMA DEL RECEPTOR(A) DE LA DENUNCIA</w:t>
+            </w:r>
+            <w:r>
+              <w:rPr>
+                <w:rFonts w:ascii="Calibri" w:hAnsi="Calibri" w:cs="Calibri"/>
+                <w:b/>
+                <w:sz w:val="18"/>
+              </w:rPr>
               <w:br/>
-              <w:t>Fecha y Hora de Recepción: [   /   / 2026 -   :   hrs]</w:t>
+            </w:r>
+            <w:r>
+              <w:rPr>
+                <w:rFonts w:ascii="Calibri" w:hAnsi="Calibri" w:cs="Calibri"/>
+                <w:b/>
+                <w:sz w:val="18"/>
+              </w:rPr>
+              <w:t xml:space="preserve">Fecha y Hora de Recepción: </w:t>
+            </w:r>
+            <w:r>
+              <w:rPr>
+                <w:rFonts w:ascii="Calibri" w:hAnsi="Calibri" w:cs="Calibri"/>
+                <w:b/>
+                <w:sz w:val="18"/>
+                <w:highlight w:val="yellow"/>
+              </w:rPr>
+              <w:t xml:space="preserve">[   /   / 2026 -   :   hrs]</w:t>
+            </w:r>
+            <w:r>
+              <w:rPr>
+                <w:rFonts w:ascii="Calibri" w:hAnsi="Calibri" w:cs="Calibri"/>
+                <w:b/>
+                <w:sz w:val="18"/>
+              </w:rPr>
               <w:br/>
             </w:r>
             <w:r>
@@ -392,13 +851,91 @@
                 <w:color w:val="475569"/>
                 <w:sz w:val="17"/>
               </w:rPr>
-              <w:t>Razón Social: [RAZÓN SOCIAL EMPRESA]</w:t>
+              <w:t xml:space="preserve">Razón Social: </w:t>
+            </w:r>
+            <w:r>
+              <w:rPr>
+                <w:rFonts w:ascii="Calibri" w:hAnsi="Calibri" w:cs="Calibri"/>
+                <w:color w:val="475569"/>
+                <w:sz w:val="17"/>
+                <w:highlight w:val="yellow"/>
+              </w:rPr>
+              <w:t xml:space="preserve">[RAZÓN SOCIAL EMPRESA]</w:t>
+            </w:r>
+            <w:r>
+              <w:rPr>
+                <w:rFonts w:ascii="Calibri" w:hAnsi="Calibri" w:cs="Calibri"/>
+                <w:color w:val="475569"/>
+                <w:sz w:val="17"/>
+              </w:rPr>
               <w:br/>
-              <w:t>RUT: [RUT EMPRESA]</w:t>
+            </w:r>
+            <w:r>
+              <w:rPr>
+                <w:rFonts w:ascii="Calibri" w:hAnsi="Calibri" w:cs="Calibri"/>
+                <w:color w:val="475569"/>
+                <w:sz w:val="17"/>
+              </w:rPr>
+              <w:t xml:space="preserve">RUT: </w:t>
+            </w:r>
+            <w:r>
+              <w:rPr>
+                <w:rFonts w:ascii="Calibri" w:hAnsi="Calibri" w:cs="Calibri"/>
+                <w:color w:val="475569"/>
+                <w:sz w:val="17"/>
+                <w:highlight w:val="yellow"/>
+              </w:rPr>
+              <w:t xml:space="preserve">[RUT EMPRESA]</w:t>
+            </w:r>
+            <w:r>
+              <w:rPr>
+                <w:rFonts w:ascii="Calibri" w:hAnsi="Calibri" w:cs="Calibri"/>
+                <w:color w:val="475569"/>
+                <w:sz w:val="17"/>
+              </w:rPr>
               <w:br/>
-              <w:t>Rep. Legal: [NOMBRE REPRESENTANTE LEGAL]</w:t>
+            </w:r>
+            <w:r>
+              <w:rPr>
+                <w:rFonts w:ascii="Calibri" w:hAnsi="Calibri" w:cs="Calibri"/>
+                <w:color w:val="475569"/>
+                <w:sz w:val="17"/>
+              </w:rPr>
+              <w:t xml:space="preserve">Rep. Legal: </w:t>
+            </w:r>
+            <w:r>
+              <w:rPr>
+                <w:rFonts w:ascii="Calibri" w:hAnsi="Calibri" w:cs="Calibri"/>
+                <w:color w:val="475569"/>
+                <w:sz w:val="17"/>
+                <w:highlight w:val="yellow"/>
+              </w:rPr>
+              <w:t xml:space="preserve">[NOMBRE REPRESENTANTE LEGAL]</w:t>
+            </w:r>
+            <w:r>
+              <w:rPr>
+                <w:rFonts w:ascii="Calibri" w:hAnsi="Calibri" w:cs="Calibri"/>
+                <w:color w:val="475569"/>
+                <w:sz w:val="17"/>
+              </w:rPr>
               <w:br/>
-              <w:t>RUT: [RUT REPRESENTANTE]</w:t>
+            </w:r>
+            <w:r>
+              <w:rPr>
+                <w:rFonts w:ascii="Calibri" w:hAnsi="Calibri" w:cs="Calibri"/>
+                <w:color w:val="475569"/>
+                <w:sz w:val="17"/>
+              </w:rPr>
+              <w:t xml:space="preserve">RUT: </w:t>
+            </w:r>
+            <w:r>
+              <w:rPr>
+                <w:rFonts w:ascii="Calibri" w:hAnsi="Calibri" w:cs="Calibri"/>
+                <w:color w:val="475569"/>
+                <w:sz w:val="17"/>
+                <w:highlight w:val="yellow"/>
+              </w:rPr>
+              <w:t xml:space="preserve">[RUT REPRESENTANTE]</w:t>
             </w:r>
           </w:p>
         </w:tc>
@@ -443,31 +980,73 @@
                 <w:color w:val="475569"/>
                 <w:sz w:val="17"/>
               </w:rPr>
-              <w:t>Nombre: [NOMBRE COMPLETO TRABAJADOR]</w:t>
+              <w:t xml:space="preserve">Nombre: </w:t>
+            </w:r>
+            <w:r>
+              <w:rPr>
+                <w:rFonts w:ascii="Calibri" w:hAnsi="Calibri" w:cs="Calibri"/>
+                <w:color w:val="475569"/>
+                <w:sz w:val="17"/>
+                <w:highlight w:val="yellow"/>
+              </w:rPr>
+              <w:t xml:space="preserve">[NOMBRE COMPLETO TRABAJADOR]</w:t>
+            </w:r>
+            <w:r>
+              <w:rPr>
+                <w:rFonts w:ascii="Calibri" w:hAnsi="Calibri" w:cs="Calibri"/>
+                <w:color w:val="475569"/>
+                <w:sz w:val="17"/>
+              </w:rPr>
               <w:br/>
-              <w:t>RUT: [RUT TRABAJADOR]</w:t>
+            </w:r>
+            <w:r>
+              <w:rPr>
+                <w:rFonts w:ascii="Calibri" w:hAnsi="Calibri" w:cs="Calibri"/>
+                <w:color w:val="475569"/>
+                <w:sz w:val="17"/>
+              </w:rPr>
+              <w:t xml:space="preserve">RUT: </w:t>
+            </w:r>
+            <w:r>
+              <w:rPr>
+                <w:rFonts w:ascii="Calibri" w:hAnsi="Calibri" w:cs="Calibri"/>
+                <w:color w:val="475569"/>
+                <w:sz w:val="17"/>
+                <w:highlight w:val="yellow"/>
+              </w:rPr>
+              <w:t xml:space="preserve">[RUT TRABAJADOR]</w:t>
+            </w:r>
+            <w:r>
+              <w:rPr>
+                <w:rFonts w:ascii="Calibri" w:hAnsi="Calibri" w:cs="Calibri"/>
+                <w:color w:val="475569"/>
+                <w:sz w:val="17"/>
+              </w:rPr>
               <w:br/>
-              <w:t>Cargo: [CARGO O FUNCIÓN]</w:t>
+            </w:r>
+            <w:r>
+              <w:rPr>
+                <w:rFonts w:ascii="Calibri" w:hAnsi="Calibri" w:cs="Calibri"/>
+                <w:color w:val="475569"/>
+                <w:sz w:val="17"/>
+              </w:rPr>
+              <w:t xml:space="preserve">Cargo: </w:t>
+            </w:r>
+            <w:r>
+              <w:rPr>
+                <w:rFonts w:ascii="Calibri" w:hAnsi="Calibri" w:cs="Calibri"/>
+                <w:color w:val="475569"/>
+                <w:sz w:val="17"/>
+                <w:highlight w:val="yellow"/>
+              </w:rPr>
+              <w:t xml:space="preserve">[CARGO O FUNCIÓN]</w:t>
             </w:r>
           </w:p>
         </w:tc>
       </w:tr>
     </w:tbl>
-    <w:p>
-      <w:pPr>
-        <w:spacing w:before="120" w:after="0"/>
-      </w:pPr>
-      <w:r>
-        <w:rPr>
-          <w:rFonts w:ascii="Calibri" w:hAnsi="Calibri" w:cs="Calibri"/>
-          <w:color w:val="64748B"/>
-          <w:sz w:val="14"/>
-        </w:rPr>
-        <w:t xml:space="preserve">Versión 2026.10 (octubre de 2026). Modelo de referencia basado en la normativa vigente a esa fecha; no constituye asesoría legal. Si tu caso tiene particularidades, revísalo con un abogado antes de firmar.</w:t>
-      </w:r>
-    </w:p>
     <w:sectPr>
-      <w:footerReference w:type="default" r:id="rId9"/>
+      <w:footerReference w:type="default" r:id="rId10"/>
       <w:pgSz w:w="12240" w:h="15840"/>
       <w:pgMar w:top="1152" w:right="1152" w:bottom="1152" w:left="1152" w:header="720" w:footer="720" w:gutter="0"/>
       <w:cols w:space="720"/>
@@ -493,6 +1072,16 @@
       </w:rPr>
       <w:t>CálculoLaboral.cl · Pack gratuito Ley Karin 2026 · Modelo de referencia</w:t>
     </w:r>
+  </w:p>
+</w:ftr>
+</file>
+
+<file path=word/footer2.xml><?xml version="1.0" encoding="utf-8"?>
+<w:ftr xmlns:m="http://schemas.openxmlformats.org/officeDocument/2006/math" xmlns:mc="http://schemas.openxmlformats.org/markup-compatibility/2006" xmlns:mo="http://schemas.microsoft.com/office/mac/office/2008/main" xmlns:mv="urn:schemas-microsoft-com:mac:vml" xmlns:o="urn:schemas-microsoft-com:office:office" xmlns:r="http://schemas.openxmlformats.org/officeDocument/2006/relationships" xmlns:v="urn:schemas-microsoft-com:vml" xmlns:w10="urn:schemas-microsoft-com:office:word" xmlns:w14="http://schemas.microsoft.com/office/word/2010/wordml" xmlns:w="http://schemas.openxmlformats.org/wordprocessingml/2006/main" xmlns:wne="http://schemas.microsoft.com/office/word/2006/wordml" xmlns:wp14="http://schemas.microsoft.com/office/word/2010/wordprocessingDrawing" xmlns:wp="http://schemas.openxmlformats.org/drawingml/2006/wordprocessingDrawing" xmlns:wpc="http://schemas.microsoft.com/office/word/2010/wordprocessingCanvas" xmlns:wpg="http://schemas.microsoft.com/office/word/2010/wordprocessingGroup" xmlns:wpi="http://schemas.microsoft.com/office/word/2010/wordprocessingInk" xmlns:wps="http://schemas.microsoft.com/office/word/2010/wordprocessingShape" mc:Ignorable="w14 wp14">
+  <w:p>
+    <w:pPr>
+      <w:pStyle w:val="Footer"/>
+    </w:pPr>
   </w:p>
 </w:ftr>
 </file>
